--- a/docx/บทที่5.docx
+++ b/docx/บทที่5.docx
@@ -47,9 +47,6 @@
         <w:spacing w:line="240" w:lineRule="auto"/>
         <w:ind w:firstLine="720"/>
         <w:jc w:val="thaiDistribute"/>
-        <w:rPr>
-          <w:cs/>
-        </w:rPr>
       </w:pPr>
       <w:r>
         <w:rPr>
@@ -119,6 +116,38 @@
     </w:p>
     <w:p>
       <w:pPr>
+        <w:spacing w:line="240" w:lineRule="auto"/>
+        <w:ind w:firstLine="720"/>
+        <w:jc w:val="thaiDistribute"/>
+      </w:pPr>
+      <w:r>
+        <w:rPr>
+          <w:rFonts w:hint="cs"/>
+          <w:cs/>
+        </w:rPr>
+        <w:t>5.1 สรุปผลการวิจัย</w:t>
+      </w:r>
+    </w:p>
+    <w:p>
+      <w:pPr>
+        <w:spacing w:line="240" w:lineRule="auto"/>
+        <w:ind w:firstLine="720"/>
+        <w:jc w:val="thaiDistribute"/>
+        <w:rPr>
+          <w:rFonts w:hint="cs"/>
+          <w:cs/>
+        </w:rPr>
+      </w:pPr>
+      <w:r>
+        <w:rPr>
+          <w:rFonts w:hint="cs"/>
+          <w:cs/>
+        </w:rPr>
+        <w:t>5.2 ข้อเสนอแนะ</w:t>
+      </w:r>
+    </w:p>
+    <w:p>
+      <w:pPr>
         <w:pStyle w:val="Heading2"/>
         <w:rPr>
           <w:cs/>
@@ -159,23 +188,586 @@
         <w:tab/>
       </w:r>
       <w:r>
-        <w:t>4</w:t>
+        <w:rPr>
+          <w:rFonts w:hint="cs"/>
+          <w:cs/>
+        </w:rPr>
+        <w:t>5.1.1 สรุปผล</w:t>
+      </w:r>
+    </w:p>
+    <w:p>
+      <w:pPr>
+        <w:ind w:firstLine="720"/>
+        <w:jc w:val="thaiDistribute"/>
+      </w:pPr>
+      <w:r>
+        <w:rPr>
+          <w:rFonts w:hint="cs"/>
+          <w:cs/>
+        </w:rPr>
+        <w:t xml:space="preserve">ระบบส่งเสริมการขายสำหรับร้านดีวารีสปา </w:t>
+      </w:r>
+      <w:r>
+        <w:rPr>
+          <w:cs/>
+        </w:rPr>
+        <w:t>พัฒนาขึ้นเพื่อบริหารจัดการ</w:t>
+      </w:r>
+      <w:r>
+        <w:rPr>
+          <w:rFonts w:hint="cs"/>
+          <w:cs/>
+        </w:rPr>
+        <w:t>การจองคิวการใช้บริการร้าน</w:t>
+      </w:r>
+      <w:r>
+        <w:rPr>
+          <w:cs/>
+        </w:rPr>
+        <w:t>ให้มีความเป็นระบบมากขึ้น ลดภาระงานของ</w:t>
+      </w:r>
+      <w:r>
+        <w:rPr>
+          <w:rFonts w:hint="cs"/>
+          <w:cs/>
+        </w:rPr>
+        <w:t>พนักงาน</w:t>
+      </w:r>
+      <w:r>
+        <w:rPr>
+          <w:cs/>
+        </w:rPr>
+        <w:t xml:space="preserve"> และเพิ่มความสะดวกให้กับ</w:t>
+      </w:r>
+      <w:r>
+        <w:rPr>
+          <w:rFonts w:hint="cs"/>
+          <w:cs/>
+        </w:rPr>
+        <w:t>ลูกค้า</w:t>
+      </w:r>
+      <w:r>
+        <w:rPr>
+          <w:cs/>
+        </w:rPr>
+        <w:t xml:space="preserve"> โดยระบบถูกออกแบบและพัฒนาด้วยแนวทาง </w:t>
+      </w:r>
+      <w:r>
+        <w:t xml:space="preserve">Waterfall Model </w:t>
+      </w:r>
+      <w:r>
+        <w:rPr>
+          <w:cs/>
+        </w:rPr>
+        <w:t>ซึ่งครอบคลุมกระบวนการ วิเคราะห์ ออกแบบ พัฒนาทดสอบ และนำไปใช้งานจริง ระบบสามารถรองรับการทำงานของ 2 กลุ่มผู้ใช้งาน 1)ผู้ดูแ</w:t>
+      </w:r>
+      <w:r>
+        <w:rPr>
+          <w:rFonts w:hint="cs"/>
+          <w:cs/>
+        </w:rPr>
+        <w:t>ลระบบ</w:t>
+      </w:r>
+      <w:r>
+        <w:t>(</w:t>
+      </w:r>
+      <w:r>
+        <w:rPr>
+          <w:rFonts w:hint="cs"/>
+          <w:cs/>
+        </w:rPr>
+        <w:t>พนักงาน</w:t>
+      </w:r>
+      <w:r>
+        <w:t>)</w:t>
+      </w:r>
+      <w:r>
+        <w:rPr>
+          <w:cs/>
+        </w:rPr>
+        <w:t xml:space="preserve"> สามารถจัดการข้อมู</w:t>
+      </w:r>
+      <w:r>
+        <w:rPr>
+          <w:rFonts w:hint="cs"/>
+          <w:cs/>
+        </w:rPr>
+        <w:t>ลลูกค้า</w:t>
+      </w:r>
+      <w:r>
+        <w:rPr>
+          <w:cs/>
+        </w:rPr>
+        <w:t xml:space="preserve"> ข้อมูล</w:t>
+      </w:r>
+      <w:r>
+        <w:rPr>
+          <w:rFonts w:hint="cs"/>
+          <w:cs/>
+        </w:rPr>
+        <w:t>การจอง</w:t>
+      </w:r>
+      <w:r>
+        <w:rPr>
+          <w:cs/>
+        </w:rPr>
+        <w:t xml:space="preserve"> </w:t>
+      </w:r>
+      <w:r>
+        <w:rPr>
+          <w:rFonts w:hint="cs"/>
+          <w:cs/>
+        </w:rPr>
+        <w:t>ข้อมูล</w:t>
+      </w:r>
+      <w:r>
+        <w:rPr>
+          <w:cs/>
+        </w:rPr>
+        <w:t>การชำระเงิน สามารถ</w:t>
+      </w:r>
+      <w:r>
+        <w:rPr>
+          <w:rFonts w:hint="cs"/>
+          <w:cs/>
+        </w:rPr>
+        <w:t>ยืนยันการจอง</w:t>
+      </w:r>
+      <w:r>
+        <w:rPr>
+          <w:cs/>
+        </w:rPr>
+        <w:t xml:space="preserve"> </w:t>
+      </w:r>
+      <w:r>
+        <w:rPr>
+          <w:rFonts w:hint="cs"/>
+          <w:cs/>
+        </w:rPr>
+        <w:t xml:space="preserve">และตรวจสอบการชำระเงินของลูกค้าได้ </w:t>
+      </w:r>
+      <w:r>
+        <w:rPr>
+          <w:cs/>
+        </w:rPr>
+        <w:t>มีระบบรายงานข้อมูล เช่น รายงาน</w:t>
+      </w:r>
+      <w:r>
+        <w:rPr>
+          <w:rFonts w:hint="cs"/>
+          <w:cs/>
+        </w:rPr>
+        <w:t>ข้อมูลการจอง</w:t>
+      </w:r>
+      <w:r>
+        <w:rPr>
+          <w:cs/>
+        </w:rPr>
+        <w:t xml:space="preserve"> รายงาน</w:t>
+      </w:r>
+      <w:r>
+        <w:rPr>
+          <w:rFonts w:hint="cs"/>
+          <w:cs/>
+        </w:rPr>
+        <w:t>สถานะการจอง</w:t>
+      </w:r>
+      <w:r>
+        <w:rPr>
+          <w:cs/>
+        </w:rPr>
+        <w:t xml:space="preserve"> และรายงาน</w:t>
+      </w:r>
+      <w:r>
+        <w:rPr>
+          <w:rFonts w:hint="cs"/>
+          <w:cs/>
+        </w:rPr>
+        <w:t>ประวัติการใช้งานบริการหรือ</w:t>
+      </w:r>
+      <w:proofErr w:type="spellStart"/>
+      <w:r>
+        <w:rPr>
+          <w:rFonts w:hint="cs"/>
+          <w:cs/>
+        </w:rPr>
+        <w:t>แพ็กเกจ</w:t>
+      </w:r>
+      <w:proofErr w:type="spellEnd"/>
+      <w:r>
+        <w:rPr>
+          <w:cs/>
+        </w:rPr>
+        <w:t xml:space="preserve"> 2)</w:t>
+      </w:r>
+      <w:r>
+        <w:rPr>
+          <w:rFonts w:hint="cs"/>
+          <w:cs/>
+        </w:rPr>
+        <w:t>ลูกค้า</w:t>
+      </w:r>
+      <w:r>
+        <w:rPr>
+          <w:cs/>
+        </w:rPr>
+        <w:t xml:space="preserve"> สามารถตรวจสอบ</w:t>
+      </w:r>
+      <w:r>
+        <w:rPr>
+          <w:rFonts w:hint="cs"/>
+          <w:cs/>
+        </w:rPr>
+        <w:t>บริการหรือ</w:t>
+      </w:r>
+      <w:proofErr w:type="spellStart"/>
+      <w:r>
+        <w:rPr>
+          <w:rFonts w:hint="cs"/>
+          <w:cs/>
+        </w:rPr>
+        <w:t>แพ็กเกจ</w:t>
+      </w:r>
+      <w:proofErr w:type="spellEnd"/>
+      <w:r>
+        <w:rPr>
+          <w:rFonts w:hint="cs"/>
+          <w:cs/>
+        </w:rPr>
+        <w:t>ที่เปิดใช้งาน</w:t>
+      </w:r>
+      <w:r>
+        <w:rPr>
+          <w:cs/>
+        </w:rPr>
+        <w:t xml:space="preserve"> ตรวจสอ</w:t>
+      </w:r>
+      <w:r>
+        <w:rPr>
+          <w:rFonts w:hint="cs"/>
+          <w:cs/>
+        </w:rPr>
+        <w:t>บและทำการจองบริการหรือ</w:t>
+      </w:r>
+      <w:proofErr w:type="spellStart"/>
+      <w:r>
+        <w:rPr>
+          <w:rFonts w:hint="cs"/>
+          <w:cs/>
+        </w:rPr>
+        <w:t>แพ็กเกจ</w:t>
+      </w:r>
+      <w:proofErr w:type="spellEnd"/>
+      <w:r>
+        <w:rPr>
+          <w:rFonts w:hint="cs"/>
+          <w:cs/>
+        </w:rPr>
+        <w:t xml:space="preserve">ได้ผ่านทาง </w:t>
+      </w:r>
+      <w:r>
+        <w:t>Line OA</w:t>
+      </w:r>
+      <w:r>
+        <w:rPr>
+          <w:cs/>
+        </w:rPr>
+        <w:t xml:space="preserve"> และชำระเงินผ่านระบบได้ ติดตามสถานะการ</w:t>
+      </w:r>
+      <w:r>
+        <w:rPr>
+          <w:rFonts w:hint="cs"/>
+          <w:cs/>
+        </w:rPr>
+        <w:t>จอง</w:t>
+      </w:r>
+      <w:r>
+        <w:rPr>
+          <w:cs/>
+        </w:rPr>
+        <w:t xml:space="preserve"> ด้วยระบบจัดการฐานข้อมูล ซึ่งมีประสิทธิรูปอยู่ในระดับดีมาก ซึ่งเป็นไปตามวัตถุประสงค์และสมมติฐานที่ตั้งไว้ </w:t>
+      </w:r>
+      <w:r>
+        <w:rPr>
+          <w:rFonts w:hint="cs"/>
+          <w:cs/>
+        </w:rPr>
+        <w:t xml:space="preserve">ระบบส่งเสริมการขายสำหรับร้านดีวารีสปา </w:t>
+      </w:r>
+      <w:r>
+        <w:rPr>
+          <w:cs/>
+        </w:rPr>
+        <w:t>มีค่าความพึงพอใจอยู่ในระดับมากที่สุด จึงสรุปได้ว่าจากค่าประสิทธิรูปของระบบและค่าความพึงพอใจที่มีต่อ</w:t>
+      </w:r>
+      <w:r>
+        <w:rPr>
+          <w:rFonts w:hint="cs"/>
+          <w:cs/>
+        </w:rPr>
+        <w:t xml:space="preserve">ระบบส่งเสริมการขายสำหรับร้านดีวารีสปา </w:t>
+      </w:r>
+      <w:r>
+        <w:rPr>
+          <w:cs/>
+        </w:rPr>
+        <w:t>แสดงให้เห็นว่าสมมติฐาน เว็บไซต์ที่พัฒนาขึ้นสามารถใช้งานได้จริง ผลการจัดทำ</w:t>
+      </w:r>
+      <w:r>
+        <w:rPr>
+          <w:rFonts w:hint="cs"/>
+          <w:cs/>
+        </w:rPr>
+        <w:t>ระบบส่งเสริมการขายสำหรับร้านดีวารีสปา</w:t>
+      </w:r>
+      <w:r>
+        <w:rPr>
+          <w:cs/>
+        </w:rPr>
+        <w:t xml:space="preserve"> อยู่ในระดับมากที่สุด</w:t>
+      </w:r>
+      <w:r>
+        <w:cr/>
+      </w:r>
+    </w:p>
+    <w:p>
+      <w:pPr>
+        <w:ind w:firstLine="720"/>
+        <w:jc w:val="thaiDistribute"/>
+      </w:pPr>
+    </w:p>
+    <w:p>
+      <w:pPr>
+        <w:ind w:firstLine="720"/>
+        <w:jc w:val="thaiDistribute"/>
+        <w:rPr>
+          <w:rFonts w:hint="cs"/>
+        </w:rPr>
+      </w:pPr>
+    </w:p>
+    <w:p>
+      <w:pPr>
+        <w:jc w:val="thaiDistribute"/>
+      </w:pPr>
+      <w:r>
+        <w:rPr>
+          <w:cs/>
+        </w:rPr>
+        <w:lastRenderedPageBreak/>
+        <w:tab/>
+      </w:r>
+      <w:r>
+        <w:rPr>
+          <w:rFonts w:hint="cs"/>
+          <w:cs/>
+        </w:rPr>
+        <w:t>5.1.2 อุปสรรคและปัญหา</w:t>
+      </w:r>
+    </w:p>
+    <w:p>
+      <w:pPr>
+        <w:jc w:val="thaiDistribute"/>
+      </w:pPr>
+      <w:r>
+        <w:rPr>
+          <w:cs/>
+        </w:rPr>
+        <w:tab/>
+      </w:r>
+      <w:r>
+        <w:rPr>
+          <w:rFonts w:hint="cs"/>
+          <w:cs/>
+        </w:rPr>
+        <w:t xml:space="preserve">การออกแบบ </w:t>
+      </w:r>
+      <w:r>
+        <w:t xml:space="preserve">UX/UI </w:t>
+      </w:r>
+      <w:r>
+        <w:rPr>
+          <w:rFonts w:hint="cs"/>
+          <w:cs/>
+        </w:rPr>
+        <w:t>ยังสามารถปรับปรุงให้ใช้งานได้ดีกว่านี้ บาง</w:t>
+      </w:r>
+      <w:proofErr w:type="spellStart"/>
+      <w:r>
+        <w:rPr>
+          <w:rFonts w:hint="cs"/>
+          <w:cs/>
+        </w:rPr>
+        <w:t>ฟั</w:t>
+      </w:r>
+      <w:proofErr w:type="spellEnd"/>
+      <w:r>
+        <w:rPr>
+          <w:rFonts w:hint="cs"/>
+          <w:cs/>
+        </w:rPr>
+        <w:t>งก</w:t>
+      </w:r>
+      <w:proofErr w:type="spellStart"/>
+      <w:r>
+        <w:rPr>
+          <w:rFonts w:hint="cs"/>
+          <w:cs/>
+        </w:rPr>
+        <w:t>์ชั่น</w:t>
+      </w:r>
+      <w:proofErr w:type="spellEnd"/>
+      <w:r>
+        <w:rPr>
+          <w:rFonts w:hint="cs"/>
+          <w:cs/>
+        </w:rPr>
+        <w:t>ยังใช้งานได้ไม่เสถียรมากนัก</w:t>
+      </w:r>
+    </w:p>
+    <w:p>
+      <w:pPr>
+        <w:jc w:val="thaiDistribute"/>
+      </w:pPr>
+      <w:r>
+        <w:rPr>
+          <w:cs/>
+        </w:rPr>
+        <w:tab/>
+      </w:r>
+      <w:r>
+        <w:rPr>
+          <w:rFonts w:hint="cs"/>
+          <w:cs/>
+        </w:rPr>
+        <w:t>5.1.3 แนวทางการแก้ปัญหา</w:t>
+      </w:r>
+    </w:p>
+    <w:p>
+      <w:pPr>
+        <w:jc w:val="thaiDistribute"/>
+      </w:pPr>
+      <w:r>
+        <w:rPr>
+          <w:cs/>
+        </w:rPr>
+        <w:tab/>
+      </w:r>
+      <w:r>
+        <w:rPr>
+          <w:rFonts w:hint="cs"/>
+          <w:cs/>
+        </w:rPr>
+        <w:t>ปรับปรุงเพิ่ม</w:t>
+      </w:r>
+      <w:proofErr w:type="spellStart"/>
+      <w:r>
+        <w:rPr>
+          <w:rFonts w:hint="cs"/>
+          <w:cs/>
+        </w:rPr>
+        <w:t>ฟั</w:t>
+      </w:r>
+      <w:proofErr w:type="spellEnd"/>
+      <w:r>
+        <w:rPr>
+          <w:rFonts w:hint="cs"/>
+          <w:cs/>
+        </w:rPr>
+        <w:t>งก</w:t>
+      </w:r>
+      <w:proofErr w:type="spellStart"/>
+      <w:r>
+        <w:rPr>
+          <w:rFonts w:hint="cs"/>
+          <w:cs/>
+        </w:rPr>
+        <w:t>์ชั่น</w:t>
+      </w:r>
+      <w:proofErr w:type="spellEnd"/>
+      <w:r>
+        <w:rPr>
+          <w:rFonts w:hint="cs"/>
+          <w:cs/>
+        </w:rPr>
+        <w:t xml:space="preserve">และออกแบบ </w:t>
+      </w:r>
+      <w:r>
+        <w:t xml:space="preserve">UX/UI </w:t>
+      </w:r>
+      <w:r>
+        <w:rPr>
+          <w:rFonts w:hint="cs"/>
+          <w:cs/>
+        </w:rPr>
+        <w:t>ให้มีความเสถียรมากขึ้น</w:t>
+      </w:r>
+    </w:p>
+    <w:p>
+      <w:pPr>
+        <w:jc w:val="thaiDistribute"/>
+      </w:pPr>
+      <w:r>
+        <w:rPr>
+          <w:cs/>
+        </w:rPr>
+        <w:tab/>
+      </w:r>
+      <w:r>
+        <w:rPr>
+          <w:rFonts w:hint="cs"/>
+          <w:cs/>
+        </w:rPr>
+        <w:t>5.1.4 แนวทางการพัฒนางานวิจัย</w:t>
+      </w:r>
+    </w:p>
+    <w:p>
+      <w:pPr>
+        <w:jc w:val="thaiDistribute"/>
+        <w:rPr>
+          <w:rFonts w:hint="cs"/>
+          <w:cs/>
+        </w:rPr>
+      </w:pPr>
+      <w:r>
+        <w:rPr>
+          <w:cs/>
+        </w:rPr>
+        <w:tab/>
+      </w:r>
+      <w:r>
+        <w:rPr>
+          <w:rFonts w:hint="cs"/>
+          <w:cs/>
+        </w:rPr>
+        <w:t>สามารถนำระบบปฏิทินมาใช้ในการจัดเรียงการจองให้มีประสิทธิภาพมากยิ่งขึ้น</w:t>
+      </w:r>
+    </w:p>
+    <w:p>
+      <w:pPr>
+        <w:pStyle w:val="Heading2"/>
+      </w:pPr>
+      <w:r>
+        <w:rPr>
+          <w:rFonts w:hint="cs"/>
+          <w:cs/>
+        </w:rPr>
+        <w:t>5</w:t>
       </w:r>
       <w:r>
         <w:t>.</w:t>
       </w:r>
       <w:r>
-        <w:t>1</w:t>
-      </w:r>
-      <w:r>
-        <w:t xml:space="preserve">.1  </w:t>
-      </w:r>
-      <w:r>
-        <w:rPr>
-          <w:rFonts w:hint="cs"/>
-          <w:cs/>
-        </w:rPr>
-        <w:t>..(ชื่อหัวข้อย่อย)...................................</w:t>
+        <w:t>2</w:t>
+      </w:r>
+      <w:r>
+        <w:t xml:space="preserve">  </w:t>
+      </w:r>
+      <w:r>
+        <w:rPr>
+          <w:rFonts w:hint="cs"/>
+          <w:cs/>
+        </w:rPr>
+        <w:t>ข้อเสนอแนะ</w:t>
       </w:r>
     </w:p>
     <w:p>
@@ -183,60 +775,52 @@
         <w:jc w:val="thaiDistribute"/>
       </w:pPr>
       <w:r>
-        <w:t xml:space="preserve"> </w:t>
-      </w:r>
-      <w:r>
+        <w:rPr>
+          <w:cs/>
+        </w:rPr>
         <w:tab/>
-        <w:t>…(</w:t>
-      </w:r>
-      <w:r>
-        <w:rPr>
-          <w:rFonts w:hint="cs"/>
-          <w:cs/>
-        </w:rPr>
-        <w:t>รายละเอียด</w:t>
-      </w:r>
-      <w:r>
-        <w:t>)……………………………………………………………………………………………………………</w:t>
+      </w:r>
+      <w:r>
+        <w:rPr>
+          <w:rFonts w:hint="cs"/>
+          <w:cs/>
+        </w:rPr>
+        <w:t>5.2.1 ข้อเสนอแนะในการพัฒนาระบบ</w:t>
       </w:r>
     </w:p>
     <w:p>
       <w:pPr>
         <w:jc w:val="thaiDistribute"/>
-        <w:rPr>
-          <w:cs/>
-        </w:rPr>
-      </w:pPr>
-      <w:r>
-        <w:t>……………………………………………………………………………………………………………………………………………………………………………………………………………………………………………..</w:t>
-      </w:r>
-    </w:p>
-    <w:p>
-      <w:pPr>
-        <w:pStyle w:val="Heading2"/>
-      </w:pPr>
-      <w:r>
-        <w:rPr>
-          <w:rFonts w:hint="cs"/>
-          <w:cs/>
-        </w:rPr>
-        <w:t>5</w:t>
-      </w:r>
-      <w:r>
-        <w:t>.</w:t>
-      </w:r>
-      <w:r>
-        <w:t>2</w:t>
-      </w:r>
-      <w:r>
-        <w:t xml:space="preserve">  </w:t>
-      </w:r>
-      <w:r>
-        <w:rPr>
-          <w:rFonts w:hint="cs"/>
-          <w:cs/>
-        </w:rPr>
-        <w:t>ข้อเสนอแนะ</w:t>
+      </w:pPr>
+      <w:r>
+        <w:rPr>
+          <w:cs/>
+        </w:rPr>
+        <w:tab/>
+      </w:r>
+      <w:r>
+        <w:rPr>
+          <w:rFonts w:hint="cs"/>
+          <w:cs/>
+        </w:rPr>
+        <w:t>แจ้งเตือนอัตโนมัติ</w:t>
+      </w:r>
+      <w:r>
+        <w:rPr>
+          <w:rFonts w:hint="cs"/>
+          <w:cs/>
+        </w:rPr>
+        <w:t xml:space="preserve">ผ่าน </w:t>
+      </w:r>
+      <w:r>
+        <w:t>Line</w:t>
+      </w:r>
+      <w:r>
+        <w:rPr>
+          <w:rFonts w:hint="cs"/>
+          <w:cs/>
+        </w:rPr>
+        <w:t xml:space="preserve"> เมื่อทำการจองสำเร็จ </w:t>
       </w:r>
     </w:p>
     <w:p>
@@ -250,14 +834,17 @@
         <w:tab/>
       </w:r>
       <w:r>
-        <w:t xml:space="preserve">4.2.1  </w:t>
-      </w:r>
-      <w:r>
-        <w:rPr>
-          <w:rFonts w:hint="cs"/>
-          <w:cs/>
-        </w:rPr>
-        <w:t>...................................</w:t>
+        <w:rPr>
+          <w:rFonts w:hint="cs"/>
+          <w:cs/>
+        </w:rPr>
+        <w:t xml:space="preserve">5.2.2 </w:t>
+      </w:r>
+      <w:r>
+        <w:rPr>
+          <w:cs/>
+        </w:rPr>
+        <w:t>ข้อเสนอแนะสำหรับการนำไปใช้จริง</w:t>
       </w:r>
     </w:p>
     <w:p>
@@ -271,19 +858,31 @@
         <w:tab/>
       </w:r>
       <w:r>
-        <w:t xml:space="preserve">4.2.2  </w:t>
-      </w:r>
-      <w:r>
-        <w:rPr>
-          <w:rFonts w:hint="cs"/>
-          <w:cs/>
-        </w:rPr>
-        <w:t>...................................</w:t>
-      </w:r>
-    </w:p>
-    <w:p>
-      <w:pPr>
-        <w:rPr>
+        <w:rPr>
+          <w:rFonts w:hint="cs"/>
+          <w:cs/>
+        </w:rPr>
+        <w:t>จัดทำคู่มือการใช้งานให้กับผู้ใช้งานระบบ</w:t>
+      </w:r>
+    </w:p>
+    <w:p>
+      <w:pPr>
+        <w:jc w:val="thaiDistribute"/>
+        <w:rPr>
+          <w:rFonts w:hint="cs"/>
+        </w:rPr>
+      </w:pPr>
+    </w:p>
+    <w:p>
+      <w:pPr>
+        <w:jc w:val="thaiDistribute"/>
+      </w:pPr>
+    </w:p>
+    <w:p>
+      <w:pPr>
+        <w:jc w:val="thaiDistribute"/>
+        <w:rPr>
+          <w:rFonts w:hint="cs"/>
           <w:cs/>
         </w:rPr>
       </w:pPr>
@@ -526,6 +1125,7 @@
     <w:lsdException w:name="HTML Sample" w:semiHidden="1" w:unhideWhenUsed="1"/>
     <w:lsdException w:name="HTML Typewriter" w:semiHidden="1" w:unhideWhenUsed="1"/>
     <w:lsdException w:name="HTML Variable" w:semiHidden="1" w:unhideWhenUsed="1"/>
+    <w:lsdException w:name="Normal Table" w:semiHidden="1" w:unhideWhenUsed="1"/>
     <w:lsdException w:name="annotation subject" w:semiHidden="1" w:unhideWhenUsed="1"/>
     <w:lsdException w:name="No List" w:semiHidden="1" w:unhideWhenUsed="1"/>
     <w:lsdException w:name="Outline List 1" w:semiHidden="1" w:unhideWhenUsed="1"/>
@@ -572,8 +1172,10 @@
     <w:lsdException w:name="Table Subtle 2" w:semiHidden="1" w:unhideWhenUsed="1"/>
     <w:lsdException w:name="Table Web 1" w:semiHidden="1" w:unhideWhenUsed="1"/>
     <w:lsdException w:name="Table Web 2" w:semiHidden="1" w:unhideWhenUsed="1"/>
+    <w:lsdException w:name="Table Web 3" w:semiHidden="1" w:unhideWhenUsed="1"/>
     <w:lsdException w:name="Balloon Text" w:semiHidden="1" w:unhideWhenUsed="1"/>
     <w:lsdException w:name="Table Grid" w:uiPriority="39"/>
+    <w:lsdException w:name="Table Theme" w:semiHidden="1" w:unhideWhenUsed="1"/>
     <w:lsdException w:name="Placeholder Text" w:semiHidden="1"/>
     <w:lsdException w:name="No Spacing" w:uiPriority="1" w:qFormat="1"/>
     <w:lsdException w:name="Light Shading" w:uiPriority="60"/>

--- a/docx/บทที่5.docx
+++ b/docx/บทที่5.docx
@@ -134,7 +134,6 @@
         <w:ind w:firstLine="720"/>
         <w:jc w:val="thaiDistribute"/>
         <w:rPr>
-          <w:rFonts w:hint="cs"/>
           <w:cs/>
         </w:rPr>
       </w:pPr>
@@ -540,9 +539,6 @@
       <w:pPr>
         <w:ind w:firstLine="720"/>
         <w:jc w:val="thaiDistribute"/>
-        <w:rPr>
-          <w:rFonts w:hint="cs"/>
-        </w:rPr>
       </w:pPr>
     </w:p>
     <w:p>
@@ -724,7 +720,6 @@
       <w:pPr>
         <w:jc w:val="thaiDistribute"/>
         <w:rPr>
-          <w:rFonts w:hint="cs"/>
           <w:cs/>
         </w:rPr>
       </w:pPr>
@@ -790,6 +785,202 @@
     </w:p>
     <w:p>
       <w:pPr>
+        <w:pStyle w:val="ListParagraph"/>
+        <w:numPr>
+          <w:ilvl w:val="0"/>
+          <w:numId w:val="2"/>
+        </w:numPr>
+        <w:jc w:val="thaiDistribute"/>
+      </w:pPr>
+      <w:r>
+        <w:rPr>
+          <w:cs/>
+        </w:rPr>
+        <w:t>เพิ่ม</w:t>
+      </w:r>
+      <w:proofErr w:type="spellStart"/>
+      <w:r>
+        <w:rPr>
+          <w:cs/>
+        </w:rPr>
+        <w:t>ฟั</w:t>
+      </w:r>
+      <w:proofErr w:type="spellEnd"/>
+      <w:r>
+        <w:rPr>
+          <w:cs/>
+        </w:rPr>
+        <w:t>งก</w:t>
+      </w:r>
+      <w:proofErr w:type="spellStart"/>
+      <w:r>
+        <w:rPr>
+          <w:cs/>
+        </w:rPr>
+        <w:t>์ชั่น</w:t>
+      </w:r>
+      <w:proofErr w:type="spellEnd"/>
+      <w:r>
+        <w:rPr>
+          <w:cs/>
+        </w:rPr>
+        <w:t>ตรวจเช็คเวลาว่างที่ทำการจองได้ แทนการรอกดยืนยันการจอง</w:t>
+      </w:r>
+    </w:p>
+    <w:p>
+      <w:pPr>
+        <w:pStyle w:val="ListParagraph"/>
+        <w:numPr>
+          <w:ilvl w:val="0"/>
+          <w:numId w:val="2"/>
+        </w:numPr>
+        <w:jc w:val="thaiDistribute"/>
+      </w:pPr>
+      <w:r>
+        <w:rPr>
+          <w:cs/>
+        </w:rPr>
+        <w:t>เพิ่ม</w:t>
+      </w:r>
+      <w:proofErr w:type="spellStart"/>
+      <w:r>
+        <w:rPr>
+          <w:cs/>
+        </w:rPr>
+        <w:t>ฟั</w:t>
+      </w:r>
+      <w:proofErr w:type="spellEnd"/>
+      <w:r>
+        <w:rPr>
+          <w:cs/>
+        </w:rPr>
+        <w:t>งก</w:t>
+      </w:r>
+      <w:proofErr w:type="spellStart"/>
+      <w:r>
+        <w:rPr>
+          <w:cs/>
+        </w:rPr>
+        <w:t>์ชั่น</w:t>
+      </w:r>
+      <w:proofErr w:type="spellEnd"/>
+      <w:r>
+        <w:rPr>
+          <w:cs/>
+        </w:rPr>
+        <w:t xml:space="preserve">การแจ้งเตือนอัตโนมัติผ่าน </w:t>
+      </w:r>
+      <w:r>
+        <w:t xml:space="preserve">Line </w:t>
+      </w:r>
+      <w:r>
+        <w:rPr>
+          <w:cs/>
+        </w:rPr>
+        <w:t xml:space="preserve">หรือ </w:t>
+      </w:r>
+      <w:r>
+        <w:t xml:space="preserve">email </w:t>
+      </w:r>
+      <w:r>
+        <w:rPr>
+          <w:cs/>
+        </w:rPr>
+        <w:t>เมื่อทำการจองเสร็จ</w:t>
+      </w:r>
+    </w:p>
+    <w:p>
+      <w:pPr>
+        <w:pStyle w:val="ListParagraph"/>
+        <w:numPr>
+          <w:ilvl w:val="0"/>
+          <w:numId w:val="2"/>
+        </w:numPr>
+        <w:jc w:val="thaiDistribute"/>
+      </w:pPr>
+      <w:r>
+        <w:rPr>
+          <w:cs/>
+        </w:rPr>
+        <w:t>เพิ่มระบบการ</w:t>
+      </w:r>
+      <w:proofErr w:type="spellStart"/>
+      <w:r>
+        <w:rPr>
+          <w:cs/>
+        </w:rPr>
+        <w:t>ล็</w:t>
+      </w:r>
+      <w:proofErr w:type="spellEnd"/>
+      <w:r>
+        <w:rPr>
+          <w:cs/>
+        </w:rPr>
+        <w:t>อกเวลาเมื่อมีการจองในเวลานั้นๆของแต่ละวัน</w:t>
+      </w:r>
+    </w:p>
+    <w:p>
+      <w:pPr>
+        <w:pStyle w:val="ListParagraph"/>
+        <w:numPr>
+          <w:ilvl w:val="0"/>
+          <w:numId w:val="2"/>
+        </w:numPr>
+        <w:jc w:val="thaiDistribute"/>
+      </w:pPr>
+      <w:r>
+        <w:rPr>
+          <w:cs/>
+        </w:rPr>
+        <w:t>เพิ่ม</w:t>
+      </w:r>
+      <w:proofErr w:type="spellStart"/>
+      <w:r>
+        <w:rPr>
+          <w:cs/>
+        </w:rPr>
+        <w:t>ฟั</w:t>
+      </w:r>
+      <w:proofErr w:type="spellEnd"/>
+      <w:r>
+        <w:rPr>
+          <w:cs/>
+        </w:rPr>
+        <w:t>งก</w:t>
+      </w:r>
+      <w:proofErr w:type="spellStart"/>
+      <w:r>
+        <w:rPr>
+          <w:cs/>
+        </w:rPr>
+        <w:t>์ชั่น</w:t>
+      </w:r>
+      <w:proofErr w:type="spellEnd"/>
+      <w:r>
+        <w:rPr>
+          <w:cs/>
+        </w:rPr>
+        <w:t>ปฏิทินในส่วนผู้ดูแลระบบ เพื่อดูเวลาที่ลูกค้าแต่ละคนจองเข้ามา</w:t>
+      </w:r>
+    </w:p>
+    <w:p>
+      <w:pPr>
+        <w:pStyle w:val="ListParagraph"/>
+        <w:numPr>
+          <w:ilvl w:val="0"/>
+          <w:numId w:val="2"/>
+        </w:numPr>
+        <w:jc w:val="thaiDistribute"/>
+      </w:pPr>
+      <w:r>
+        <w:rPr>
+          <w:cs/>
+        </w:rPr>
+        <w:t>เพิ่มระบบสถานะการเข้างานของพนักงาน</w:t>
+      </w:r>
+    </w:p>
+    <w:p>
+      <w:pPr>
         <w:jc w:val="thaiDistribute"/>
       </w:pPr>
       <w:r>
@@ -803,24 +994,13 @@
           <w:rFonts w:hint="cs"/>
           <w:cs/>
         </w:rPr>
-        <w:t>แจ้งเตือนอัตโนมัติ</w:t>
-      </w:r>
-      <w:r>
-        <w:rPr>
-          <w:rFonts w:hint="cs"/>
-          <w:cs/>
-        </w:rPr>
-        <w:t xml:space="preserve">ผ่าน </w:t>
-      </w:r>
-      <w:r>
-        <w:t>Line</w:t>
-      </w:r>
-      <w:r>
-        <w:rPr>
-          <w:rFonts w:hint="cs"/>
-          <w:cs/>
-        </w:rPr>
-        <w:t xml:space="preserve"> เมื่อทำการจองสำเร็จ </w:t>
+        <w:t xml:space="preserve">5.2.2 </w:t>
+      </w:r>
+      <w:r>
+        <w:rPr>
+          <w:cs/>
+        </w:rPr>
+        <w:t>ข้อเสนอแนะสำหรับการนำไปใช้จริง</w:t>
       </w:r>
     </w:p>
     <w:p>
@@ -838,57 +1018,29 @@
           <w:rFonts w:hint="cs"/>
           <w:cs/>
         </w:rPr>
-        <w:t xml:space="preserve">5.2.2 </w:t>
-      </w:r>
-      <w:r>
-        <w:rPr>
-          <w:cs/>
-        </w:rPr>
-        <w:t>ข้อเสนอแนะสำหรับการนำไปใช้จริง</w:t>
-      </w:r>
-    </w:p>
-    <w:p>
-      <w:pPr>
-        <w:jc w:val="thaiDistribute"/>
-      </w:pPr>
-      <w:r>
-        <w:rPr>
-          <w:cs/>
-        </w:rPr>
-        <w:tab/>
-      </w:r>
-      <w:r>
-        <w:rPr>
-          <w:rFonts w:hint="cs"/>
-          <w:cs/>
-        </w:rPr>
         <w:t>จัดทำคู่มือการใช้งานให้กับผู้ใช้งานระบบ</w:t>
       </w:r>
     </w:p>
     <w:p>
       <w:pPr>
         <w:jc w:val="thaiDistribute"/>
-        <w:rPr>
-          <w:rFonts w:hint="cs"/>
-        </w:rPr>
-      </w:pPr>
-    </w:p>
-    <w:p>
-      <w:pPr>
-        <w:jc w:val="thaiDistribute"/>
-      </w:pPr>
-    </w:p>
-    <w:p>
-      <w:pPr>
-        <w:jc w:val="thaiDistribute"/>
-        <w:rPr>
-          <w:rFonts w:hint="cs"/>
+      </w:pPr>
+    </w:p>
+    <w:p>
+      <w:pPr>
+        <w:jc w:val="thaiDistribute"/>
+      </w:pPr>
+    </w:p>
+    <w:p>
+      <w:pPr>
+        <w:jc w:val="thaiDistribute"/>
+        <w:rPr>
           <w:cs/>
         </w:rPr>
       </w:pPr>
     </w:p>
     <w:sectPr>
-      <w:headerReference w:type="default" r:id="rId7"/>
+      <w:headerReference w:type="default" r:id="rId8"/>
       <w:pgSz w:w="11906" w:h="16838"/>
       <w:pgMar w:top="2160" w:right="1440" w:bottom="1440" w:left="2160" w:header="706" w:footer="706" w:gutter="0"/>
       <w:cols w:space="708"/>
@@ -1000,6 +1152,216 @@
     </w:pPr>
   </w:p>
 </w:hdr>
+</file>
+
+<file path=word/numbering.xml><?xml version="1.0" encoding="utf-8"?>
+<w:numbering xmlns:wpc="http://schemas.microsoft.com/office/word/2010/wordprocessingCanvas" xmlns:cx="http://schemas.microsoft.com/office/drawing/2014/chartex" xmlns:cx1="http://schemas.microsoft.com/office/drawing/2015/9/8/chartex" xmlns:cx2="http://schemas.microsoft.com/office/drawing/2015/10/21/chartex" xmlns:cx3="http://schemas.microsoft.com/office/drawing/2016/5/9/chartex" xmlns:cx4="http://schemas.microsoft.com/office/drawing/2016/5/10/chartex" xmlns:cx5="http://schemas.microsoft.com/office/drawing/2016/5/11/chartex" xmlns:cx6="http://schemas.microsoft.com/office/drawing/2016/5/12/chartex" xmlns:cx7="http://schemas.microsoft.com/office/drawing/2016/5/13/chartex" xmlns:cx8="http://schemas.microsoft.com/office/drawing/2016/5/14/chartex" xmlns:mc="http://schemas.openxmlformats.org/markup-compatibility/2006" xmlns:aink="http://schemas.microsoft.com/office/drawing/2016/ink" xmlns:am3d="http://schemas.microsoft.com/office/drawing/2017/model3d" xmlns:o="urn:schemas-microsoft-com:office:office" xmlns:r="http://schemas.openxmlformats.org/officeDocument/2006/relationships" xmlns:m="http://schemas.openxmlformats.org/officeDocument/2006/math" xmlns:v="urn:schemas-microsoft-com:vml" xmlns:wp14="http://schemas.microsoft.com/office/word/2010/wordprocessingDrawing" xmlns:wp="http://schemas.openxmlformats.org/drawingml/2006/wordprocessingDrawing" xmlns:w10="urn:schemas-microsoft-com:office:word" xmlns:w="http://schemas.openxmlformats.org/wordprocessingml/2006/main" xmlns:w14="http://schemas.microsoft.com/office/word/2010/wordml" xmlns:w15="http://schemas.microsoft.com/office/word/2012/wordml" xmlns:w16cex="http://schemas.microsoft.com/office/word/2018/wordml/cex" xmlns:w16cid="http://schemas.microsoft.com/office/word/2016/wordml/cid" xmlns:w16="http://schemas.microsoft.com/office/word/2018/wordml" xmlns:w16sdtdh="http://schemas.microsoft.com/office/word/2020/wordml/sdtdatahash" xmlns:w16se="http://schemas.microsoft.com/office/word/2015/wordml/symex" xmlns:wpg="http://schemas.microsoft.com/office/word/2010/wordprocessingGroup" xmlns:wpi="http://schemas.microsoft.com/office/word/2010/wordprocessingInk" xmlns:wne="http://schemas.microsoft.com/office/word/2006/wordml" xmlns:wps="http://schemas.microsoft.com/office/word/2010/wordprocessingShape" mc:Ignorable="w14 w15 w16se w16cid w16 w16cex w16sdtdh wp14">
+  <w:abstractNum w:abstractNumId="0" w15:restartNumberingAfterBreak="0">
+    <w:nsid w:val="6F597473"/>
+    <w:multiLevelType w:val="hybridMultilevel"/>
+    <w:tmpl w:val="55423B88"/>
+    <w:lvl w:ilvl="0" w:tplc="04090001">
+      <w:start w:val="1"/>
+      <w:numFmt w:val="bullet"/>
+      <w:lvlText w:val=""/>
+      <w:lvlJc w:val="left"/>
+      <w:pPr>
+        <w:ind w:left="1440" w:hanging="360"/>
+      </w:pPr>
+      <w:rPr>
+        <w:rFonts w:ascii="Symbol" w:hAnsi="Symbol" w:hint="default"/>
+      </w:rPr>
+    </w:lvl>
+    <w:lvl w:ilvl="1" w:tplc="04090003" w:tentative="1">
+      <w:start w:val="1"/>
+      <w:numFmt w:val="bullet"/>
+      <w:lvlText w:val="o"/>
+      <w:lvlJc w:val="left"/>
+      <w:pPr>
+        <w:ind w:left="2160" w:hanging="360"/>
+      </w:pPr>
+      <w:rPr>
+        <w:rFonts w:ascii="Courier New" w:hAnsi="Courier New" w:cs="Courier New" w:hint="default"/>
+      </w:rPr>
+    </w:lvl>
+    <w:lvl w:ilvl="2" w:tplc="04090005" w:tentative="1">
+      <w:start w:val="1"/>
+      <w:numFmt w:val="bullet"/>
+      <w:lvlText w:val=""/>
+      <w:lvlJc w:val="left"/>
+      <w:pPr>
+        <w:ind w:left="2880" w:hanging="360"/>
+      </w:pPr>
+      <w:rPr>
+        <w:rFonts w:ascii="Wingdings" w:hAnsi="Wingdings" w:hint="default"/>
+      </w:rPr>
+    </w:lvl>
+    <w:lvl w:ilvl="3" w:tplc="04090001" w:tentative="1">
+      <w:start w:val="1"/>
+      <w:numFmt w:val="bullet"/>
+      <w:lvlText w:val=""/>
+      <w:lvlJc w:val="left"/>
+      <w:pPr>
+        <w:ind w:left="3600" w:hanging="360"/>
+      </w:pPr>
+      <w:rPr>
+        <w:rFonts w:ascii="Symbol" w:hAnsi="Symbol" w:hint="default"/>
+      </w:rPr>
+    </w:lvl>
+    <w:lvl w:ilvl="4" w:tplc="04090003" w:tentative="1">
+      <w:start w:val="1"/>
+      <w:numFmt w:val="bullet"/>
+      <w:lvlText w:val="o"/>
+      <w:lvlJc w:val="left"/>
+      <w:pPr>
+        <w:ind w:left="4320" w:hanging="360"/>
+      </w:pPr>
+      <w:rPr>
+        <w:rFonts w:ascii="Courier New" w:hAnsi="Courier New" w:cs="Courier New" w:hint="default"/>
+      </w:rPr>
+    </w:lvl>
+    <w:lvl w:ilvl="5" w:tplc="04090005" w:tentative="1">
+      <w:start w:val="1"/>
+      <w:numFmt w:val="bullet"/>
+      <w:lvlText w:val=""/>
+      <w:lvlJc w:val="left"/>
+      <w:pPr>
+        <w:ind w:left="5040" w:hanging="360"/>
+      </w:pPr>
+      <w:rPr>
+        <w:rFonts w:ascii="Wingdings" w:hAnsi="Wingdings" w:hint="default"/>
+      </w:rPr>
+    </w:lvl>
+    <w:lvl w:ilvl="6" w:tplc="04090001" w:tentative="1">
+      <w:start w:val="1"/>
+      <w:numFmt w:val="bullet"/>
+      <w:lvlText w:val=""/>
+      <w:lvlJc w:val="left"/>
+      <w:pPr>
+        <w:ind w:left="5760" w:hanging="360"/>
+      </w:pPr>
+      <w:rPr>
+        <w:rFonts w:ascii="Symbol" w:hAnsi="Symbol" w:hint="default"/>
+      </w:rPr>
+    </w:lvl>
+    <w:lvl w:ilvl="7" w:tplc="04090003" w:tentative="1">
+      <w:start w:val="1"/>
+      <w:numFmt w:val="bullet"/>
+      <w:lvlText w:val="o"/>
+      <w:lvlJc w:val="left"/>
+      <w:pPr>
+        <w:ind w:left="6480" w:hanging="360"/>
+      </w:pPr>
+      <w:rPr>
+        <w:rFonts w:ascii="Courier New" w:hAnsi="Courier New" w:cs="Courier New" w:hint="default"/>
+      </w:rPr>
+    </w:lvl>
+    <w:lvl w:ilvl="8" w:tplc="04090005" w:tentative="1">
+      <w:start w:val="1"/>
+      <w:numFmt w:val="bullet"/>
+      <w:lvlText w:val=""/>
+      <w:lvlJc w:val="left"/>
+      <w:pPr>
+        <w:ind w:left="7200" w:hanging="360"/>
+      </w:pPr>
+      <w:rPr>
+        <w:rFonts w:ascii="Wingdings" w:hAnsi="Wingdings" w:hint="default"/>
+      </w:rPr>
+    </w:lvl>
+  </w:abstractNum>
+  <w:abstractNum w:abstractNumId="1" w15:restartNumberingAfterBreak="0">
+    <w:nsid w:val="7A1A0299"/>
+    <w:multiLevelType w:val="hybridMultilevel"/>
+    <w:tmpl w:val="C3EE37D0"/>
+    <w:lvl w:ilvl="0" w:tplc="0409000F">
+      <w:start w:val="1"/>
+      <w:numFmt w:val="decimal"/>
+      <w:lvlText w:val="%1."/>
+      <w:lvlJc w:val="left"/>
+      <w:pPr>
+        <w:ind w:left="1440" w:hanging="360"/>
+      </w:pPr>
+    </w:lvl>
+    <w:lvl w:ilvl="1" w:tplc="04090019" w:tentative="1">
+      <w:start w:val="1"/>
+      <w:numFmt w:val="lowerLetter"/>
+      <w:lvlText w:val="%2."/>
+      <w:lvlJc w:val="left"/>
+      <w:pPr>
+        <w:ind w:left="2160" w:hanging="360"/>
+      </w:pPr>
+    </w:lvl>
+    <w:lvl w:ilvl="2" w:tplc="0409001B" w:tentative="1">
+      <w:start w:val="1"/>
+      <w:numFmt w:val="lowerRoman"/>
+      <w:lvlText w:val="%3."/>
+      <w:lvlJc w:val="right"/>
+      <w:pPr>
+        <w:ind w:left="2880" w:hanging="180"/>
+      </w:pPr>
+    </w:lvl>
+    <w:lvl w:ilvl="3" w:tplc="0409000F" w:tentative="1">
+      <w:start w:val="1"/>
+      <w:numFmt w:val="decimal"/>
+      <w:lvlText w:val="%4."/>
+      <w:lvlJc w:val="left"/>
+      <w:pPr>
+        <w:ind w:left="3600" w:hanging="360"/>
+      </w:pPr>
+    </w:lvl>
+    <w:lvl w:ilvl="4" w:tplc="04090019" w:tentative="1">
+      <w:start w:val="1"/>
+      <w:numFmt w:val="lowerLetter"/>
+      <w:lvlText w:val="%5."/>
+      <w:lvlJc w:val="left"/>
+      <w:pPr>
+        <w:ind w:left="4320" w:hanging="360"/>
+      </w:pPr>
+    </w:lvl>
+    <w:lvl w:ilvl="5" w:tplc="0409001B" w:tentative="1">
+      <w:start w:val="1"/>
+      <w:numFmt w:val="lowerRoman"/>
+      <w:lvlText w:val="%6."/>
+      <w:lvlJc w:val="right"/>
+      <w:pPr>
+        <w:ind w:left="5040" w:hanging="180"/>
+      </w:pPr>
+    </w:lvl>
+    <w:lvl w:ilvl="6" w:tplc="0409000F" w:tentative="1">
+      <w:start w:val="1"/>
+      <w:numFmt w:val="decimal"/>
+      <w:lvlText w:val="%7."/>
+      <w:lvlJc w:val="left"/>
+      <w:pPr>
+        <w:ind w:left="5760" w:hanging="360"/>
+      </w:pPr>
+    </w:lvl>
+    <w:lvl w:ilvl="7" w:tplc="04090019" w:tentative="1">
+      <w:start w:val="1"/>
+      <w:numFmt w:val="lowerLetter"/>
+      <w:lvlText w:val="%8."/>
+      <w:lvlJc w:val="left"/>
+      <w:pPr>
+        <w:ind w:left="6480" w:hanging="360"/>
+      </w:pPr>
+    </w:lvl>
+    <w:lvl w:ilvl="8" w:tplc="0409001B" w:tentative="1">
+      <w:start w:val="1"/>
+      <w:numFmt w:val="lowerRoman"/>
+      <w:lvlText w:val="%9."/>
+      <w:lvlJc w:val="right"/>
+      <w:pPr>
+        <w:ind w:left="7200" w:hanging="180"/>
+      </w:pPr>
+    </w:lvl>
+  </w:abstractNum>
+  <w:num w:numId="1">
+    <w:abstractNumId w:val="1"/>
+  </w:num>
+  <w:num w:numId="2">
+    <w:abstractNumId w:val="0"/>
+  </w:num>
+</w:numbering>
 </file>
 
 <file path=word/styles.xml><?xml version="1.0" encoding="utf-8"?>

--- a/docx/บทที่5.docx
+++ b/docx/บทที่5.docx
@@ -1007,6 +1007,12 @@
       <w:pPr>
         <w:jc w:val="thaiDistribute"/>
       </w:pPr>
+      <w:r>
+        <w:rPr>
+          <w:cs/>
+        </w:rPr>
+        <w:tab/>
+      </w:r>
       <w:r>
         <w:rPr>
           <w:cs/>
